--- a/public/assets/template/docx/surat_pengantar_kip.docx
+++ b/public/assets/template/docx/surat_pengantar_kip.docx
@@ -73,7 +73,7 @@
         <w:pStyle w:val="BodyText"/>
       </w:pPr>
       <w:r>
-        <w:t xml:space="preserve">KABUPATEN $NAMA_KAB</w:t>
+        <w:t xml:space="preserve">KABUPATEN ${NAMA_KAB}</w:t>
       </w:r>
     </w:p>
     <w:p>
@@ -81,7 +81,7 @@
         <w:pStyle w:val="BodyText"/>
       </w:pPr>
       <w:r>
-        <w:t xml:space="preserve">KAPANEWON $NAMA_KEC</w:t>
+        <w:t xml:space="preserve">KAPANEWON ${NAMA_KEC}</w:t>
       </w:r>
     </w:p>
     <w:p>
@@ -93,7 +93,7 @@
           <w:b/>
           <w:bCs/>
         </w:rPr>
-        <w:t xml:space="preserve">PEMERINTAH KALURAHAN $NAMA_DES</w:t>
+        <w:t xml:space="preserve">PEMERINTAH KALURAHAN ${NAMA_DES}</w:t>
       </w:r>
     </w:p>
     <w:p>
@@ -101,7 +101,7 @@
         <w:pStyle w:val="BodyText"/>
       </w:pPr>
       <w:r>
-        <w:t xml:space="preserve">$NAMA_DESA_JAWA</w:t>
+        <w:t xml:space="preserve">${NAMA_DESA_JAWA}</w:t>
       </w:r>
       <w:r>
         <w:drawing>
@@ -152,7 +152,7 @@
         <w:pStyle w:val="BodyText"/>
       </w:pPr>
       <w:r>
-        <w:t xml:space="preserve">$ALAMAT_DES</w:t>
+        <w:t xml:space="preserve">${ALAMAT_DES}</w:t>
       </w:r>
     </w:p>
     <w:p>
@@ -160,7 +160,7 @@
         <w:pStyle w:val="BodyText"/>
       </w:pPr>
       <w:r>
-        <w:t xml:space="preserve">Posel : $ALAMAT_MAIL</w:t>
+        <w:t xml:space="preserve">Posel : ${ALAMAT_MAIL}</w:t>
       </w:r>
     </w:p>
     <w:p>
@@ -213,7 +213,7 @@
         <w:pStyle w:val="BodyText"/>
       </w:pPr>
       <w:r>
-        <w:t xml:space="preserve">Nomor : $NOMOR_SURAT /$KODE_DESA /$TAHUN</w:t>
+        <w:t xml:space="preserve">Nomor : ${NOMOR_SURAT} /${KODE_DESA} /${TAHUN}</w:t>
       </w:r>
     </w:p>
     <w:p>
@@ -221,7 +221,7 @@
         <w:pStyle w:val="BodyText"/>
       </w:pPr>
       <w:r>
-        <w:t xml:space="preserve">Yang bertanda tangan di bawah ini, Lurah $NAMA_DES, Kapanewon $NAMA_KEC, Kabupaten $NAMA_KAB, menerangkan dengan sebenarnya bahwa :</w:t>
+        <w:t xml:space="preserve">Yang bertanda tangan di bawah ini, Lurah ${NAMA_DES}, Kapanewon ${NAMA_KEC}, Kabupaten ${NAMA_KAB}, menerangkan dengan sebenarnya bahwa :</w:t>
       </w:r>
     </w:p>
     <w:p>
@@ -242,7 +242,7 @@
           <w:b/>
           <w:bCs/>
         </w:rPr>
-        <w:t xml:space="preserve">$AYAH_NAMA</w:t>
+        <w:t xml:space="preserve">${AYAH_NAMA}</w:t>
       </w:r>
     </w:p>
     <w:p>
@@ -253,7 +253,7 @@
         </w:numPr>
       </w:pPr>
       <w:r>
-        <w:t xml:space="preserve">Nomor Induk Kependudukan : $AYAH_NIK</w:t>
+        <w:t xml:space="preserve">Nomor Induk Kependudukan : ${AYAH_NIK}</w:t>
       </w:r>
     </w:p>
     <w:p>
@@ -264,7 +264,7 @@
         </w:numPr>
       </w:pPr>
       <w:r>
-        <w:t xml:space="preserve">Nomor KK : $AYAH_NO_KK</w:t>
+        <w:t xml:space="preserve">Nomor KK : ${AYAH_NO_KK}</w:t>
       </w:r>
     </w:p>
     <w:p>
@@ -275,7 +275,7 @@
         </w:numPr>
       </w:pPr>
       <w:r>
-        <w:t xml:space="preserve">Nomor DTKS : $NO_DTKS</w:t>
+        <w:t xml:space="preserve">Nomor DTKS : ${NO_DTKS}</w:t>
       </w:r>
     </w:p>
     <w:p>
@@ -286,7 +286,7 @@
         </w:numPr>
       </w:pPr>
       <w:r>
-        <w:t xml:space="preserve">Tempat dan Tanggal lahir : $AYAH_TTL</w:t>
+        <w:t xml:space="preserve">Tempat dan Tanggal lahir : ${AYAH_TTL}</w:t>
       </w:r>
     </w:p>
     <w:p>
@@ -297,7 +297,7 @@
         </w:numPr>
       </w:pPr>
       <w:r>
-        <w:t xml:space="preserve">Setatus Perkawinan : $AYAH_STATUS_KAWIN</w:t>
+        <w:t xml:space="preserve">Setatus Perkawinan : ${AYAH_STATUS_KAWIN}</w:t>
       </w:r>
     </w:p>
     <w:p>
@@ -308,7 +308,7 @@
         </w:numPr>
       </w:pPr>
       <w:r>
-        <w:t xml:space="preserve">Pendidikan Terakhir : $AYAH_PENDIDIKAN</w:t>
+        <w:t xml:space="preserve">Pendidikan Terakhir : ${AYAH_PENDIDIKAN}</w:t>
       </w:r>
     </w:p>
     <w:p>
@@ -319,7 +319,7 @@
         </w:numPr>
       </w:pPr>
       <w:r>
-        <w:t xml:space="preserve">Kewarganegaraan : $AYAH_WARGA_NEGARA</w:t>
+        <w:t xml:space="preserve">Kewarganegaraan : ${AYAH_WARGA_NEGARA}</w:t>
       </w:r>
     </w:p>
     <w:p>
@@ -330,7 +330,7 @@
         </w:numPr>
       </w:pPr>
       <w:r>
-        <w:t xml:space="preserve">Agama : $AYAH_AGAMA</w:t>
+        <w:t xml:space="preserve">Agama : ${AYAH_AGAMA}</w:t>
       </w:r>
     </w:p>
     <w:p>
@@ -341,7 +341,7 @@
         </w:numPr>
       </w:pPr>
       <w:r>
-        <w:t xml:space="preserve">Pekerjaan : $AYAH_PEKERJAAN</w:t>
+        <w:t xml:space="preserve">Pekerjaan : ${AYAH_PEKERJAAN}</w:t>
       </w:r>
     </w:p>
     <w:p>
@@ -352,7 +352,7 @@
         </w:numPr>
       </w:pPr>
       <w:r>
-        <w:t xml:space="preserve">Alamat : $AYAH_ALAMAT Kalurahan $NAMA_DES, Kapanewon $NAMA_KEC, Kabupaten $NAMA_KAB</w:t>
+        <w:t xml:space="preserve">Alamat : ${AYAH_ALAMAT} Kalurahan ${NAMA_DES}, Kapanewon ${NAMA_KEC}, Kabupaten ${NAMA_KAB}</w:t>
       </w:r>
     </w:p>
     <w:p>
@@ -401,7 +401,7 @@
           <w:b/>
           <w:bCs/>
         </w:rPr>
-        <w:t xml:space="preserve">$NAMA</w:t>
+        <w:t xml:space="preserve">${NAMA}</w:t>
       </w:r>
     </w:p>
     <w:p>
@@ -412,7 +412,7 @@
         </w:numPr>
       </w:pPr>
       <w:r>
-        <w:t xml:space="preserve">NIK : $NO_KTP</w:t>
+        <w:t xml:space="preserve">NIK : ${NO_KTP}</w:t>
       </w:r>
     </w:p>
     <w:p>
@@ -423,7 +423,7 @@
         </w:numPr>
       </w:pPr>
       <w:r>
-        <w:t xml:space="preserve">Tempat, Tanggal Lahir : $TTL</w:t>
+        <w:t xml:space="preserve">Tempat, Tanggal Lahir : ${TTL}</w:t>
       </w:r>
     </w:p>
     <w:p>
@@ -434,7 +434,7 @@
         </w:numPr>
       </w:pPr>
       <w:r>
-        <w:t xml:space="preserve">Jenis Kelamin : $SEX</w:t>
+        <w:t xml:space="preserve">Jenis Kelamin : ${SEX}</w:t>
       </w:r>
     </w:p>
     <w:p>
@@ -445,7 +445,7 @@
         </w:numPr>
       </w:pPr>
       <w:r>
-        <w:t xml:space="preserve">Nama Sekolah/Univ. : $SEKOLAH</w:t>
+        <w:t xml:space="preserve">Nama Sekolah/Univ. : ${SEKOLAH}</w:t>
       </w:r>
     </w:p>
     <w:p>
@@ -456,7 +456,7 @@
         </w:numPr>
       </w:pPr>
       <w:r>
-        <w:t xml:space="preserve">Fakultas/Prodi : $JURUSAN</w:t>
+        <w:t xml:space="preserve">Fakultas/Prodi : ${JURUSAN}</w:t>
       </w:r>
     </w:p>
     <w:p>
@@ -467,7 +467,7 @@
         </w:numPr>
       </w:pPr>
       <w:r>
-        <w:t xml:space="preserve">Kelas/Semester : $KELAS</w:t>
+        <w:t xml:space="preserve">Kelas/Semester : ${KELAS}</w:t>
       </w:r>
     </w:p>
     <w:p>
@@ -475,7 +475,7 @@
         <w:pStyle w:val="FirstParagraph"/>
       </w:pPr>
       <w:r>
-        <w:t xml:space="preserve">Orang tersebut diatas adalah benar-benar warga Kalurahan $NAMA_DES, Kapanewon $NAMA_KEC, Kabupaten $NAMA_KAB, bermaksud mengajukan permohonan Kartu Cerdas.</w:t>
+        <w:t xml:space="preserve">Orang tersebut diatas adalah benar-benar warga Kalurahan ${NAMA_DES}, Kapanewon ${NAMA_KEC}, Kabupaten ${NAMA_KAB}, bermaksud mengajukan permohonan Kartu Cerdas.</w:t>
       </w:r>
     </w:p>
     <w:p>
@@ -521,7 +521,7 @@
               <w:pStyle w:val="FirstParagraph"/>
             </w:pPr>
             <w:r>
-              <w:t xml:space="preserve">$NAMA_DES, $TGL_SURAT</w:t>
+              <w:t xml:space="preserve">${NAMA_DES}, ${TGL_SURAT}</w:t>
             </w:r>
           </w:p>
           <w:p>
@@ -529,7 +529,7 @@
               <w:pStyle w:val="BodyText"/>
             </w:pPr>
             <w:r>
-              <w:t xml:space="preserve">$JABATAN,</w:t>
+              <w:t xml:space="preserve">${JABATAN},</w:t>
             </w:r>
           </w:p>
           <w:p>
@@ -537,7 +537,7 @@
               <w:pStyle w:val="BodyText"/>
             </w:pPr>
             <w:r>
-              <w:t xml:space="preserve">$NAMA_PAMONG</w:t>
+              <w:t xml:space="preserve">${NAMA_PAMONG}</w:t>
             </w:r>
           </w:p>
           <w:p>
@@ -545,7 +545,7 @@
               <w:pStyle w:val="BodyText"/>
             </w:pPr>
             <w:r>
-              <w:t xml:space="preserve">$NIP_PAMONG</w:t>
+              <w:t xml:space="preserve">${NIP_PAMONG}</w:t>
             </w:r>
           </w:p>
         </w:tc>
